--- a/Volume 1/Chapter 06 - RESTful APIs/SPA_Vol1_Ch6_Lesson6_6a_POST_Requests_EXTENDED.docx
+++ b/Volume 1/Chapter 06 - RESTful APIs/SPA_Vol1_Ch6_Lesson6_6a_POST_Requests_EXTENDED.docx
@@ -67,10 +67,7 @@
     </w:p>
     <w:p>
       <w:r>
-        <w:t>Create contacts with POST in Assembly, Rust, and Erlang, exactly as Lesson 6.6 does. On the server, POST /api/v1/contacts reads a JSON request body, checks its shape with contact_from_json, creates the contact with add_contact_record and your Chapter 5 validators, and answers 201 Created with a Location header and the stored contact. On the client, send_request from Lesson 6.4a sends the JSON body, follows the Location to fetch the new contact, and sends the same POST again to see 409. In Solidity, addConta</w:t>
-      </w:r>
-      <w:r>
-        <w:t>ct becomes the POST endpoint: a transaction that checks the contact with your Chapter 5 rules, and whose receipt names the new id.</w:t>
+        <w:t>Create contacts with POST in Assembly, Rust, and Erlang, exactly as Lesson 6.6 does. On the server, POST /api/v1/contacts reads a JSON request body, checks its shape with contact_from_json, creates the contact with add_contact_record and your Chapter 5 validators, and answers 201 Created with a Location header and the stored contact. On the client, send_request from Lesson 6.4a sends the JSON body, follows the Location to fetch the new contact, and sends the same POST again to see 409. In Solidity, addContact becomes the POST endpoint: a transaction that checks the contact with your Chapter 5 rules, and whose receipt names the new id.</w:t>
       </w:r>
     </w:p>
     <w:p>
@@ -98,10 +95,7 @@
     </w:p>
     <w:p>
       <w:r>
-        <w:t>Lesson 6.6 explains why a create answers 201 with Location, why the server chooses the id, why the server checks every value itself, and why POST is not safe to repeat blindly. This companion shows what those rules take when the language gives you less, or something different: Assembly collects the body itself, piece by piece, and copies each value into a fixed-size record; Rust gets the whole body from axum and must check that its bytes are text before it reads the JSON; Erlang's json module decides what c</w:t>
-      </w:r>
-      <w:r>
-        <w:t>ounts as one JSON value; and Solidity has no request body and no Location header at all, so the function's typed arguments are the body and an event in the transaction's receipt says which id the contact got. Read Lesson 6.6 first: this companion uses its values, its output, its Exercise and Challenge, and does not repeat why each was chosen.</w:t>
+        <w:t>Lesson 6.6 explains why a create answers 201 with Location, why the server chooses the id, why the server checks every value itself, and why POST is not safe to repeat blindly. This companion shows what those rules take when the language gives you less, or something different: Assembly collects the body itself, piece by piece, and copies each value into a fixed-size record; Rust gets the whole body from axum and must check that its bytes are text before it reads the JSON; Erlang's json module decides what counts as one JSON value; and Solidity has no request body and no Location header at all, so the function's typed arguments are the body and an event in the transaction's receipt says which id the contact got. Read Lesson 6.6 first: this companion uses its values, its output, its Exercise and Challenge, and does not repeat why each was chosen.</w:t>
       </w:r>
     </w:p>
     <w:p>
@@ -129,10 +123,7 @@
     </w:p>
     <w:p>
       <w:r>
-        <w:t xml:space="preserve">Remember, POST sends a body to the collection's path, /api/v1/contacts, and asks the server to add one new member to it. The body is Lesson 5.8's contact object without the id; a missing phone, or null, means no phone. A created contact is 201 Created with Location: /api/v1/contacts/{id} and the stored contact as its body. A body that is not a JSON contact object is 400 invalid_input with body must be a JSON contact object, an invalid value is 400 invalid_input with the validator's words, and a taken email </w:t>
-      </w:r>
-      <w:r>
-        <w:t>is 409 duplicate_email with That email is already in use. (Lesson 6.6). The handler has Lesson 6.5's six steps: the authentication check (from Lesson 6.16a), the input checks, now the body's shape, open_connection, add_contact_record, close_connection, and send_failure or send_created.</w:t>
+        <w:t>Remember, POST sends a body to the collection's path, /api/v1/contacts, and asks the server to add one new member to it. The body is Lesson 5.8's contact object without the id; a missing phone, or null, means no phone. A created contact is 201 Created with Location: /api/v1/contacts/{id} and the stored contact as its body. A body that is not a JSON contact object is 400 invalid_input with body must be a JSON contact object, an invalid value is 400 invalid_input with the validator's words, and a taken email is 409 duplicate_email with That email is already in use. (Lesson 6.6). The handler has Lesson 6.5's six steps: the authentication check (from Lesson 6.16a), the input checks, now the body's shape, open_connection, add_contact_record, close_connection, and send_failure or send_created.</w:t>
       </w:r>
     </w:p>
     <w:p>
@@ -158,10 +149,7 @@
         <w:keepNext/>
       </w:pPr>
       <w:r>
-        <w:t>Remember, contact_from_json is frozen: it accepts one JSON object whose name, email, and phone are each text, null, or missing, with nothing after it, and gives back a new contact with id 0; add_contact_record trims and checks the values with your Chapter 5 validate_contact, stores them with your Chapter 5 insert function, and reads the stored row back with Lesson 6.5's get_contact_record (Lesson 6.6). In the Extended languages they go in a file of their own, contact_create, beside Lesson 6.5a's contact sto</w:t>
-      </w:r>
-      <w:r>
-        <w:t>re, which is copied unchanged:</w:t>
+        <w:t>Remember, contact_from_json is frozen: it accepts one JSON object whose name, email, and phone are each text, null, or missing, with nothing after it, and gives back a new contact with id 0; add_contact_record trims and checks the values with your Chapter 5 validate_contact, stores them with your Chapter 5 insert function, and reads the stored row back with Lesson 6.5's get_contact_record (Lesson 6.6). In the Extended languages they go in a file of their own, contact_create, beside Lesson 6.5a's contact store, which is copied unchanged:</w:t>
       </w:r>
     </w:p>
     <w:p>
@@ -296,23 +284,17 @@
     </w:p>
     <w:p>
       <w:r>
-        <w:t>Assembly's contact_create.asm is C's contact_from_json and add_contact_record, function for function. libmicrohttpd hands a body to answer_request in pieces, so the Production-Minded server takes back Lesson 6.2a's RequestState: start_request sets aside the target and room for MAX_BODY_BYTES, 16384 bytes, answer_request adds each piece to it, and finish_request gives it back. They replace Lesson 6.5a's save_target and free_target, which kept only the target. The server still answers one request at a time, o</w:t>
-      </w:r>
-      <w:r>
-        <w:t>n libmicrohttpd's one polling thread (Lesson 6.5a): handle_create_contact keeps the new contact and the stored contact in .bss records, as handle_get_contact does.</w:t>
-      </w:r>
-    </w:p>
-    <w:p>
-      <w:pPr>
-        <w:keepNext/>
-      </w:pPr>
-    </w:p>
-    <w:p>
-      <w:r>
-        <w:t>contact_from_json copies each value into the contact record whose address it is given, whose fields hold four times each column's limit in bytes, as C's struct Contact does (Lesson 4.6a). Text that does not fit is longer than any valid value, so copy_text_value refuses it, and the answer is 400 with body must be a JSON contact object; Rust and Erlang, whose text has no fixed size, answer such a value with the validator's words, such as name must be at most 100 characters. It is the one place Assembly answer</w:t>
-      </w:r>
-      <w:r>
-        <w:t>s differently from Rust and Erlang, exactly as C does from the other primary languages.</w:t>
+        <w:t>Assembly's contact_create.asm is C's contact_from_json and add_contact_record, function for function. libmicrohttpd hands a body to answer_request in pieces, so the Production-Minded server takes back Lesson 6.2a's RequestState: start_request sets aside the target and room for MAX_BODY_BYTES, 16384 bytes, answer_request adds each piece to it, and finish_request gives it back. They replace Lesson 6.5a's save_target and free_target, which kept only the target. The server still answers one request at a time, on libmicrohttpd's one polling thread (Lesson 6.5a): handle_create_contact keeps the new contact and the stored contact in .bss records, as handle_get_contact does.</w:t>
+      </w:r>
+    </w:p>
+    <w:p>
+      <w:pPr>
+        <w:keepNext/>
+      </w:pPr>
+    </w:p>
+    <w:p>
+      <w:r>
+        <w:t>contact_from_json copies each value into the contact record whose address it is given, whose fields hold four times each column's limit in bytes, as C's struct Contact does (Lesson 4.6a). Text that does not fit is longer than any valid value, so copy_text_value refuses it, and the answer is 400 with body must be a JSON contact object; Rust and Erlang, whose text has no fixed size, answer such a value with the validator's words, such as name must be at most 100 characters. It is the one place Assembly answers differently from Rust and Erlang, exactly as C does from the other primary languages.</w:t>
       </w:r>
     </w:p>
     <w:p>
@@ -335,10 +317,7 @@
     </w:p>
     <w:p>
       <w:r>
-        <w:t>Remember, axum reads every piece of the body before it calls the handler, and gives it as Bytes (Lesson 6.2a). handle_create_contact runs in spawn_blocking with the other database handlers, and route_request hands it the body itself, because route_request does not need it again. Bytes may be anything, so String::from_utf8 first checks that they are UTF-8 text; then serde_json::from_str reads the text as one serde_json::Value, a type that can hold any JSON value, and as_object checks that it is an object. Le</w:t>
-      </w:r>
-      <w:r>
-        <w:t>sson 6.13a reads JSON straight into a struct with serde's Deserialize.</w:t>
+        <w:t>Remember, axum reads every piece of the body before it calls the handler, and gives it as Bytes (Lesson 6.2a). handle_create_contact runs in spawn_blocking with the other database handlers, and route_request hands it the body itself, because route_request does not need it again. Bytes may be anything, so String::from_utf8 first checks that they are UTF-8 text; then serde_json::from_str reads the text as one serde_json::Value, a type that can hold any JSON value, and as_object checks that it is an object. Lesson 6.13a reads JSON straight into a struct with serde's Deserialize.</w:t>
       </w:r>
     </w:p>
     <w:p>
@@ -361,10 +340,7 @@
     </w:p>
     <w:p>
       <w:r>
-        <w:t>Remember, httpd collects the whole body before it calls do/1, and Request#mod.entity_body holds it as a list of bytes (Lesson 6.2a). contact_from_json turns it into a binary for json:decode, which raises an error for text that is not JSON and for text after the value, and makes an object a map whose keys are binaries; each text value is a UTF-8 binary, which unicode:characters_to_list turns into the string your Chapter 5 validators take. The server sends Location by adding {location, Location} to httpd's li</w:t>
-      </w:r>
-      <w:r>
-        <w:t>st of headers.</w:t>
+        <w:t>Remember, httpd collects the whole body before it calls do/1, and Request#mod.entity_body holds it as a list of bytes (Lesson 6.2a). contact_from_json turns it into a binary for json:decode, which raises an error for text that is not JSON and for text after the value, and makes an object a map whose keys are binaries; each text value is a UTF-8 binary, which unicode:characters_to_list turns into the string your Chapter 5 validators take. The server sends Location by adding {location, Location} to httpd's list of headers.</w:t>
       </w:r>
     </w:p>
     <w:p>
@@ -602,10 +578,7 @@
         <w:pStyle w:val="ListBullet"/>
       </w:pPr>
       <w:r>
-        <w:t xml:space="preserve">The servers are Lesson 6.5a's, with the health route, the GET routes, the contact store, send_json, send_failure, and http_status_for unchanged. POST /api/v1/contacts reads the whole body, answers 400 invalid_input with body must be a JSON contact object when it is not a JSON contact object, 400 invalid_input with the validator's words, 409 duplicate_email for a taken email, and otherwise 201 with Location: /api/v1/contacts/{id} and the stored contact. A database failure is 500 database_failure with Lesson </w:t>
-      </w:r>
-      <w:r>
-        <w:t>5.9's words, logged in contacts.log.</w:t>
+        <w:t>The servers are Lesson 6.5a's, with the health route, the GET routes, the contact store, send_json, send_failure, and http_status_for unchanged. POST /api/v1/contacts reads the whole body, answers 400 invalid_input with body must be a JSON contact object when it is not a JSON contact object, 400 invalid_input with the validator's words, 409 duplicate_email for a taken email, and otherwise 201 with Location: /api/v1/contacts/{id} and the stored contact. A database failure is 500 database_failure with Lesson 5.9's words, logged in contacts.log.</w:t>
       </w:r>
     </w:p>
     <w:p>
@@ -842,10 +815,7 @@
     </w:p>
     <w:p>
       <w:r>
-        <w:t>The files step 1 copies from lesson-6.5-extended are not printed in this lesson, so they are not in the layout: certs, .gitignore, sql/reset_contacts.sql, your Chapter 5 contacts module (assembly/windows/contacts.asm and contacts.inc, rust/src/contacts.rs, erlang/contacts.erl and contacts.hrl), Lesson 6.5a's contact store (assembly/windows/contact_store.asm, rust/src/contact_store.rs, erlang/contact_store.erl), cJSON (assembly/cJSON.c and cJSON.h), libmysql's three DLLs, mysql-otp (vendor/mysql), and the tw</w:t>
-      </w:r>
-      <w:r>
-        <w:t>o deploy scripts (solidity/script/DeployBasicContactApi.s.sol and DeployContactApi.s.sol). Step 2 copies rust/Cargo.lock and solidity/foundry.toml from it too. The servers and clients are Lesson 6.5a's with the parts this lesson adds; type them whole, or add the new parts to copies of your Lesson 6.5a files.</w:t>
+        <w:t>The files step 1 copies from lesson-6.5-extended are not printed in this lesson, so they are not in the layout: certs, .gitignore, sql/reset_contacts.sql, your Chapter 5 contacts module (assembly/windows/contacts.asm and contacts.inc, rust/src/contacts.rs, erlang/contacts.erl and contacts.hrl), Lesson 6.5a's contact store (assembly/windows/contact_store.asm, rust/src/contact_store.rs, erlang/contact_store.erl), cJSON (assembly/cJSON.c and cJSON.h), libmysql's three DLLs, mysql-otp (vendor/mysql), and the two deploy scripts (solidity/script/DeployBasicContactApi.s.sol and DeployContactApi.s.sol). Step 2 copies rust/Cargo.lock and solidity/foundry.toml from it too. The servers and clients are Lesson 6.5a's with the parts this lesson adds; type them whole, or add the new parts to copies of your Lesson 6.5a files.</w:t>
       </w:r>
     </w:p>
     <w:p>
@@ -1549,10 +1519,7 @@
     </w:p>
     <w:p>
       <w:r>
-        <w:t>Remember, each library goes into the lesson folder only, at the version its project file or command pins. Cargo.toml pins Lesson 6.5a's crates at the same versions, so copy Lesson 6.5a's Cargo.lock and let cargo fetch read it: it keeps every version and only writes this project's new name, post_requests, into it. foundry.toml is Lesson 6.5a's too, and forge installs forge-std inside the lesson folder again. Each file is copied just before the command that reads it. Erlang's inets, ssl, and json come with Er</w:t>
-      </w:r>
-      <w:r>
-        <w:t>lang/OTP.</w:t>
+        <w:t>Remember, each library goes into the lesson folder only, at the version its project file or command pins. Cargo.toml pins Lesson 6.5a's crates at the same versions, so copy Lesson 6.5a's Cargo.lock and let cargo fetch read it: it keeps every version and only writes this project's new name, post_requests, into it. foundry.toml is Lesson 6.5a's too, and forge installs forge-std inside the lesson folder again. Each file is copied just before the command that reads it. Erlang's inets, ssl, and json come with Erlang/OTP.</w:t>
       </w:r>
     </w:p>
     <w:p>
@@ -2198,10 +2165,7 @@
     </w:p>
     <w:p>
       <w:r>
-        <w:t>Start with the most direct versions. The Basic server answers one route, POST /api/v1/contacts: answer_request sets aside an Upload with calloc on the first call, adds each piece of the body to it, and on the last call checks the method and the path and calls answer_create. answer_create reads the body with read_body, which parses it with cJSON_ParseWithOpts and copies each value with copy_text; then it trims and checks the values with your Chapter 5 trim_text and validate_contact, stores them with store_co</w:t>
-      </w:r>
-      <w:r>
-        <w:t>ntact, reads the row back with find_contact, and writes the answer with write_contact or write_error. send_answer sends it, with Location only for a 201. The Basic client: main sets the Content-Type header once, and send_post sends each POST with CURLOPT_POSTFIELDS and prints the answer; curl_easy_header finds the Location. The new steps are commented in full, and the ones from earlier lessons have short reminders.</w:t>
+        <w:t>Start with the most direct versions. The Basic server answers one route, POST /api/v1/contacts: answer_request sets aside an Upload with calloc on the first call, adds each piece of the body to it, and on the last call checks the method and the path and calls answer_create. answer_create reads the body with read_body, which parses it with cJSON_ParseWithOpts and copies each value with copy_text; then it trims and checks the values with your Chapter 5 trim_text and validate_contact, stores them with store_contact, reads the row back with find_contact, and writes the answer with write_contact or write_error. send_answer sends it, with Location only for a 201. The Basic client: main sets the Content-Type header once, and send_post sends each POST with CURLOPT_POSTFIELDS and prints the answer; curl_easy_header finds the Location. The new steps are commented in full, and the ones from earlier lessons have short reminders.</w:t>
       </w:r>
     </w:p>
     <w:p>
@@ -27263,10 +27227,7 @@
     </w:p>
     <w:p>
       <w:r>
-        <w:t>Start with the most direct versions. The Basic server's answer runs answer_from_database with tokio::task::spawn_blocking, on a thread kept for work that waits; answer_from_database checks the method and the path, and answer_create reads the body as UTF-8 text, then as a serde_json::Value, takes each value with text_value, trims and checks them with your Chapter 5 validate_contact, stores them with store_contact, reads the row back with get_contact, and answers 201 with Location. The Basic client: send_post</w:t>
-      </w:r>
-      <w:r>
-        <w:t xml:space="preserve"> sends each POST with ureq's post, header, and send, prints the answer, and returns its Location. The new steps are commented in full, and the ones from earlier lessons have short reminders.</w:t>
+        <w:t>Start with the most direct versions. The Basic server's answer runs answer_from_database with tokio::task::spawn_blocking, on a thread kept for work that waits; answer_from_database checks the method and the path, and answer_create reads the body as UTF-8 text, then as a serde_json::Value, takes each value with text_value, trims and checks them with your Chapter 5 validate_contact, stores them with store_contact, reads the row back with get_contact, and answers 201 with Location. The Basic client: send_post sends each POST with ureq's post, header, and send, prints the answer, and returns its Location. The new steps are commented in full, and the ones from earlier lessons have short reminders.</w:t>
       </w:r>
     </w:p>
     <w:p>
@@ -37002,10 +36963,7 @@
     </w:p>
     <w:p>
       <w:r>
-        <w:t>Start with the most direct versions. The Basic server's do/1 answers only POST /api/v1/contacts: answer_create decodes the body with json:decode in try, check_contact takes each value with text_value, trims and checks them with your Chapter 5 validate_contact, and create_contact opens one connection, stores the contact with store_contact, reads the row back with get_contact in answer_stored, and stops the connection. send_body takes extra headers, so a 201 carries {location, Location}. The Basic client: sen</w:t>
-      </w:r>
-      <w:r>
-        <w:t>d_post sends each POST with httpc's post and a {Url, Headers, ContentType, Body} request, prints the answer, and returns its Location. The new steps are commented in full, and the ones from earlier lessons have short reminders.</w:t>
+        <w:t>Start with the most direct versions. The Basic server's do/1 answers only POST /api/v1/contacts: answer_create decodes the body with json:decode in try, check_contact takes each value with text_value, trims and checks them with your Chapter 5 validate_contact, and create_contact opens one connection, stores the contact with store_contact, reads the row back with get_contact in answer_stored, and stops the connection. send_body takes extra headers, so a 201 carries {location, Location}. The Basic client: send_post sends each POST with httpc's post and a {Url, Headers, ContentType, Body} request, prints the answer, and returns its Location. The new steps are commented in full, and the ones from earlier lessons have short reminders.</w:t>
       </w:r>
     </w:p>
     <w:p>
@@ -43849,10 +43807,7 @@
     </w:p>
     <w:p>
       <w:r>
-        <w:t>Solidity's section maps Lesson 6.6 onto the honest counterpart that Concept describes: anvil is the server process, ContactApi's addContact is the POST endpoint, sent as a transaction with cast send, and its ContactCreated event is the Location. Remember, forge script --broadcast sends a script's marked calls as transactions, --unlocked --sender sends them from anvil's first test account, and cast call --rpc-timeout 10 gives up after 10 seconds (Lesson 6.4a). cast send takes the same settings, with --from i</w:t>
-      </w:r>
-      <w:r>
-        <w:t>n place of --sender. Every Solidity block runs in the lesson-6.6-extended folder.</w:t>
+        <w:t>Solidity's section maps Lesson 6.6 onto the honest counterpart that Concept describes: anvil is the server process, ContactApi's addContact is the POST endpoint, sent as a transaction with cast send, and its ContactCreated event is the Location. Remember, forge script --broadcast sends a script's marked calls as transactions, --unlocked --sender sends them from anvil's first test account, and cast call --rpc-timeout 10 gives up after 10 seconds (Lesson 6.4a). cast send takes the same settings, with --from in place of --sender. Every Solidity block runs in the lesson-6.6-extended folder.</w:t>
       </w:r>
     </w:p>
     <w:p>
@@ -43875,10 +43830,7 @@
     </w:p>
     <w:p>
       <w:r>
-        <w:t xml:space="preserve">Start with the most direct versions: ContactRules, your Chapter 5 checks in a library, which both contracts use; and BasicContactApi, whose addContact checks the contact, refuses a taken email, stores it, and emits ContactCreated. DeployBasicContactApi, copied from Lesson 6.5a, puts it on the chain and stores the three known contacts through the checked addContact. The client is two cast send commands: the first prints the receipt's status and the new id, and the second, the same contact again, is refused. </w:t>
-      </w:r>
-      <w:r>
-        <w:t>Every step is commented, so read the comments as you type them.</w:t>
+        <w:t>Start with the most direct versions: ContactRules, your Chapter 5 checks in a library, which both contracts use; and BasicContactApi, whose addContact checks the contact, refuses a taken email, stores it, and emits ContactCreated. DeployBasicContactApi, copied from Lesson 6.5a, puts it on the chain and stores the three known contacts through the checked addContact. The client is two cast send commands: the first prints the receipt's status and the new id, and the second, the same contact again, is refused. Every step is commented, so read the comments as you type them.</w:t>
       </w:r>
     </w:p>
     <w:p>
@@ -50140,10 +50092,7 @@
     </w:p>
     <w:p>
       <w:r>
-        <w:t>The Contact Manager REST API's EXTENDED companion answers Create contact with exactly this handler, contact_from_json, and add_contact_record, all frozen from this lesson, in contact_create beside Lesson 6.5a's contact store. Lesson 6.7a's PUT reads its body with the same contact_from_json, and Lesson 6.12a tightens step 2 with the Content-Type check and the size limit. In Solidity, ContactApi's checked addContact and ContactRules carry on: Lesson 6.7a replaces a contact with the same rules, and Lesson 6.16</w:t>
-      </w:r>
-      <w:r>
-        <w:t>a lets only an approved sender call addContact.</w:t>
+        <w:t>The Contact Manager REST API's EXTENDED companion answers Create contact with exactly this handler, contact_from_json, and add_contact_record, all frozen from this lesson, in contact_create beside Lesson 6.5a's contact store. Lesson 6.7a's PUT reads its body with the same contact_from_json, and Lesson 6.12a tightens step 2 with the Content-Type check and the size limit. In Solidity, ContactApi's checked addContact and ContactRules carry on: Lesson 6.7a replaces a contact with the same rules, and Lesson 6.16a lets only an approved sender call addContact.</w:t>
       </w:r>
     </w:p>
     <w:p>
@@ -50218,10 +50167,7 @@
     </w:p>
     <w:p>
       <w:r>
-        <w:t>Before you run it, predict its four lines, the exit code, and the line Terminal 1 adds. Rebuild the client, start the Production-Minded server, and run the client block. The output must match the Required Exercise Output below: contact 6, with "phone":null, because a missing phone means no phone. Why 6 and not 5? The refused duplicate POST still made MySQL take the next AUTO_INCREMENT value, 5 (Lesson 6.6). Solidity prints Status: 0x1 and New id: 5, and $LASTEXITCODE prints 0: the refused transaction was ne</w:t>
-      </w:r>
-      <w:r>
-        <w:t>ver sent, so it used no id.</w:t>
+        <w:t>Before you run it, predict its four lines, the exit code, and the line Terminal 1 adds. Rebuild the client, start the Production-Minded server, and run the client block. The output must match the Required Exercise Output below: contact 6, with "phone":null, because a missing phone means no phone. Why 6 and not 5? The refused duplicate POST still made MySQL take the next AUTO_INCREMENT value, 5 (Lesson 6.6). Solidity prints Status: 0x1 and New id: 5, and $LASTEXITCODE prints 0: the refused transaction was never sent, so it used no id.</w:t>
       </w:r>
     </w:p>
     <w:p>
@@ -50352,10 +50298,7 @@
         <w:pStyle w:val="ListBullet"/>
       </w:pPr>
       <w:r>
-        <w:t>Solidity: a caller cannot send an id at all, because addContact has no id parameter. Send one anyway: add a last command to the Client Run, cast send with "addContact(uint256,string,string,string)" and 9 "Hedy Lamarr" "hedy@example.com" '""'. Against the unchanged contract, the fallback refuses it with no such path. Then add to ContactApi a second addContact, an overload with the same name and a uint256 first, whose four parameters have only their types and no names, because it never reads them: function ad</w:t>
-      </w:r>
-      <w:r>
-        <w:t>dContact(uint256, string memory, string memory, string memory) external pure, which reverts with an ID_CHOSEN_JSON constant holding {"code":"invalid_input","message":"id is chosen by the server"}. Restart anvil, deploy again, and run the Client Run.</w:t>
+        <w:t>Solidity: a caller cannot send an id at all, because addContact has no id parameter. Send one anyway: add a last command to the Client Run, cast send with "addContact(uint256,string,string,string)" and 9 "Hedy Lamarr" "hedy@example.com" '""'. Against the unchanged contract, the fallback refuses it with no such path. Then add to ContactApi a second addContact, an overload with the same name and a uint256 first, whose four parameters have only their types and no names, because it never reads them: function addContact(uint256, string memory, string memory, string memory) external pure, which reverts with an ID_CHOSEN_JSON constant holding {"code":"invalid_input","message":"id is chosen by the server"}. Restart anvil, deploy again, and run the Client Run.</w:t>
       </w:r>
     </w:p>
     <w:p>
@@ -50622,10 +50565,7 @@
     </w:p>
     <w:p>
       <w:r>
-        <w:t>POST sends a JSON body to the collection's path and asks the server to create one new resource, in every language: the server checks the body's shape with contact_from_json and its values with add_contact_record and your Chapter 5 validators, and answers 201 Created with Location and the stored contact; a body that is not a JSON contact and an invalid value are both 400 invalid_input, and a taken email 409. Assembly collects the body in Lesson 6.2a's RequestState and copies each value into a fixed-size reco</w:t>
-      </w:r>
-      <w:r>
-        <w:t>rd; Rust checks the bytes are text, then reads a serde_json Value; Erlang decodes the body in try. Solidity's typed arguments are the body, a revert is the refusal, and an event in the receipt is the Location. Lesson 6.7a sends a whole contact with PUT, which can be repeated safely.</w:t>
+        <w:t>POST sends a JSON body to the collection's path and asks the server to create one new resource, in every language: the server checks the body's shape with contact_from_json and its values with add_contact_record and your Chapter 5 validators, and answers 201 Created with Location and the stored contact; a body that is not a JSON contact and an invalid value are both 400 invalid_input, and a taken email 409. Assembly collects the body in Lesson 6.2a's RequestState and copies each value into a fixed-size record; Rust checks the bytes are text, then reads a serde_json Value; Erlang decodes the body in try. Solidity's typed arguments are the body, a revert is the refusal, and an event in the receipt is the Location. Lesson 6.7a sends a whole contact with PUT, which can be repeated safely.</w:t>
       </w:r>
     </w:p>
     <w:sectPr>

--- a/Volume 1/Chapter 06 - RESTful APIs/SPA_Vol1_Ch6_Lesson6_6a_POST_Requests_EXTENDED.docx
+++ b/Volume 1/Chapter 06 - RESTful APIs/SPA_Vol1_Ch6_Lesson6_6a_POST_Requests_EXTENDED.docx
@@ -1296,7 +1296,7 @@
         <w:keepNext/>
       </w:pPr>
       <w:r>
-        <w:t>$openssl = "C:\Program Files\Git\mingw64\bin\openssl.exe"</w:t>
+        <w:t>$openssl = "C:\Program Files\Git\ucrt64\bin\openssl.exe"</w:t>
       </w:r>
     </w:p>
     <w:p>
@@ -51298,31 +51298,31 @@
       </w:rPr>
     </w:lvl>
   </w:abstractNum>
-  <w:num w:numId="1" w16cid:durableId="707950255">
+  <w:num w:numId="1" w16cid:durableId="1475413002">
     <w:abstractNumId w:val="8"/>
   </w:num>
-  <w:num w:numId="2" w16cid:durableId="1842239195">
+  <w:num w:numId="2" w16cid:durableId="1245336278">
     <w:abstractNumId w:val="6"/>
   </w:num>
-  <w:num w:numId="3" w16cid:durableId="1322469018">
+  <w:num w:numId="3" w16cid:durableId="1240797772">
     <w:abstractNumId w:val="5"/>
   </w:num>
-  <w:num w:numId="4" w16cid:durableId="616836676">
+  <w:num w:numId="4" w16cid:durableId="934478343">
     <w:abstractNumId w:val="4"/>
   </w:num>
-  <w:num w:numId="5" w16cid:durableId="1358966709">
+  <w:num w:numId="5" w16cid:durableId="765661435">
     <w:abstractNumId w:val="7"/>
   </w:num>
-  <w:num w:numId="6" w16cid:durableId="1445467698">
+  <w:num w:numId="6" w16cid:durableId="1512259407">
     <w:abstractNumId w:val="3"/>
   </w:num>
-  <w:num w:numId="7" w16cid:durableId="1942108872">
+  <w:num w:numId="7" w16cid:durableId="759253467">
     <w:abstractNumId w:val="2"/>
   </w:num>
-  <w:num w:numId="8" w16cid:durableId="1301375577">
+  <w:num w:numId="8" w16cid:durableId="317614092">
     <w:abstractNumId w:val="1"/>
   </w:num>
-  <w:num w:numId="9" w16cid:durableId="1349285041">
+  <w:num w:numId="9" w16cid:durableId="1132601093">
     <w:abstractNumId w:val="0"/>
   </w:num>
 </w:numbering>
